--- a/docs/阶段性进展汇报.docx
+++ b/docs/阶段性进展汇报.docx
@@ -528,7 +528,7 @@
                 <w:b w:val="0"/>
                 <w:sz w:val="18"/>
               </w:rPr>
-              <w:t>未完成</w:t>
+              <w:t>进行中</w:t>
             </w:r>
           </w:p>
         </w:tc>
@@ -547,7 +547,7 @@
                 <w:b w:val="0"/>
                 <w:sz w:val="18"/>
               </w:rPr>
-              <w:t>需实地拍摄，是目前唯一未交付项</w:t>
+              <w:t>采集流水线已就绪，已收集 11 张种子图，待补拍 60+</w:t>
             </w:r>
           </w:p>
         </w:tc>
@@ -693,6 +693,122 @@
                 <w:sz w:val="18"/>
               </w:rPr>
               <w:t>p50 延迟</w:t>
+            </w:r>
+          </w:p>
+        </w:tc>
+      </w:tr>
+      <w:tr>
+        <w:tc>
+          <w:tcPr>
+            <w:tcW w:type="dxa" w:w="1440"/>
+          </w:tcPr>
+          <w:p>
+            <w:pPr>
+              <w:jc w:val="center"/>
+            </w:pPr>
+            <w:r/>
+            <w:r>
+              <w:rPr>
+                <w:rFonts w:ascii="宋体" w:hAnsi="宋体" w:eastAsia="宋体"/>
+                <w:b w:val="0"/>
+                <w:sz w:val="18"/>
+              </w:rPr>
+              <w:t>RT-DETR-l @512</w:t>
+            </w:r>
+          </w:p>
+        </w:tc>
+        <w:tc>
+          <w:tcPr>
+            <w:tcW w:type="dxa" w:w="1440"/>
+          </w:tcPr>
+          <w:p>
+            <w:pPr>
+              <w:jc w:val="center"/>
+            </w:pPr>
+            <w:r/>
+            <w:r>
+              <w:rPr>
+                <w:rFonts w:ascii="宋体" w:hAnsi="宋体" w:eastAsia="宋体"/>
+                <w:b w:val="0"/>
+                <w:sz w:val="18"/>
+              </w:rPr>
+              <w:t>0.641</w:t>
+            </w:r>
+          </w:p>
+        </w:tc>
+        <w:tc>
+          <w:tcPr>
+            <w:tcW w:type="dxa" w:w="1440"/>
+          </w:tcPr>
+          <w:p>
+            <w:pPr>
+              <w:jc w:val="center"/>
+            </w:pPr>
+            <w:r/>
+            <w:r>
+              <w:rPr>
+                <w:rFonts w:ascii="宋体" w:hAnsi="宋体" w:eastAsia="宋体"/>
+                <w:b w:val="0"/>
+                <w:sz w:val="18"/>
+              </w:rPr>
+              <w:t>0.427</w:t>
+            </w:r>
+          </w:p>
+        </w:tc>
+        <w:tc>
+          <w:tcPr>
+            <w:tcW w:type="dxa" w:w="1440"/>
+          </w:tcPr>
+          <w:p>
+            <w:pPr>
+              <w:jc w:val="center"/>
+            </w:pPr>
+            <w:r/>
+            <w:r>
+              <w:rPr>
+                <w:rFonts w:ascii="宋体" w:hAnsi="宋体" w:eastAsia="宋体"/>
+                <w:b w:val="0"/>
+                <w:sz w:val="18"/>
+              </w:rPr>
+              <w:t>32.8 M</w:t>
+            </w:r>
+          </w:p>
+        </w:tc>
+        <w:tc>
+          <w:tcPr>
+            <w:tcW w:type="dxa" w:w="1440"/>
+          </w:tcPr>
+          <w:p>
+            <w:pPr>
+              <w:jc w:val="center"/>
+            </w:pPr>
+            <w:r/>
+            <w:r>
+              <w:rPr>
+                <w:rFonts w:ascii="宋体" w:hAnsi="宋体" w:eastAsia="宋体"/>
+                <w:b w:val="0"/>
+                <w:sz w:val="18"/>
+              </w:rPr>
+              <w:t>63.1 MB</w:t>
+            </w:r>
+          </w:p>
+        </w:tc>
+        <w:tc>
+          <w:tcPr>
+            <w:tcW w:type="dxa" w:w="1440"/>
+          </w:tcPr>
+          <w:p>
+            <w:pPr>
+              <w:jc w:val="center"/>
+            </w:pPr>
+            <w:r/>
+            <w:r>
+              <w:rPr>
+                <w:rFonts w:ascii="宋体" w:hAnsi="宋体" w:eastAsia="宋体"/>
+                <w:b w:val="0"/>
+                <w:sz w:val="18"/>
+              </w:rPr>
+              <w:t>22.5 ms</w:t>
             </w:r>
           </w:p>
         </w:tc>
@@ -1990,6 +2106,122 @@
                 <w:b w:val="0"/>
                 <w:sz w:val="18"/>
               </w:rPr>
+              <w:t>RT-DETR-l</w:t>
+            </w:r>
+          </w:p>
+        </w:tc>
+        <w:tc>
+          <w:tcPr>
+            <w:tcW w:type="dxa" w:w="1440"/>
+          </w:tcPr>
+          <w:p>
+            <w:pPr>
+              <w:jc w:val="center"/>
+            </w:pPr>
+            <w:r/>
+            <w:r>
+              <w:rPr>
+                <w:rFonts w:ascii="宋体" w:hAnsi="宋体" w:eastAsia="宋体"/>
+                <w:b w:val="0"/>
+                <w:sz w:val="18"/>
+              </w:rPr>
+              <w:t>检测框</w:t>
+            </w:r>
+          </w:p>
+        </w:tc>
+        <w:tc>
+          <w:tcPr>
+            <w:tcW w:type="dxa" w:w="1440"/>
+          </w:tcPr>
+          <w:p>
+            <w:pPr>
+              <w:jc w:val="center"/>
+            </w:pPr>
+            <w:r/>
+            <w:r>
+              <w:rPr>
+                <w:rFonts w:ascii="宋体" w:hAnsi="宋体" w:eastAsia="宋体"/>
+                <w:b w:val="0"/>
+                <w:sz w:val="18"/>
+              </w:rPr>
+              <w:t>81.3%</w:t>
+            </w:r>
+          </w:p>
+        </w:tc>
+        <w:tc>
+          <w:tcPr>
+            <w:tcW w:type="dxa" w:w="1440"/>
+          </w:tcPr>
+          <w:p>
+            <w:pPr>
+              <w:jc w:val="center"/>
+            </w:pPr>
+            <w:r/>
+            <w:r>
+              <w:rPr>
+                <w:rFonts w:ascii="宋体" w:hAnsi="宋体" w:eastAsia="宋体"/>
+                <w:b w:val="0"/>
+                <w:sz w:val="18"/>
+              </w:rPr>
+              <w:t>83.3%</w:t>
+            </w:r>
+          </w:p>
+        </w:tc>
+        <w:tc>
+          <w:tcPr>
+            <w:tcW w:type="dxa" w:w="1440"/>
+          </w:tcPr>
+          <w:p>
+            <w:pPr>
+              <w:jc w:val="center"/>
+            </w:pPr>
+            <w:r/>
+            <w:r>
+              <w:rPr>
+                <w:rFonts w:ascii="宋体" w:hAnsi="宋体" w:eastAsia="宋体"/>
+                <w:b w:val="0"/>
+                <w:sz w:val="18"/>
+              </w:rPr>
+              <w:t>99.0%</w:t>
+            </w:r>
+          </w:p>
+        </w:tc>
+        <w:tc>
+          <w:tcPr>
+            <w:tcW w:type="dxa" w:w="1440"/>
+          </w:tcPr>
+          <w:p>
+            <w:pPr>
+              <w:jc w:val="center"/>
+            </w:pPr>
+            <w:r/>
+            <w:r>
+              <w:rPr>
+                <w:rFonts w:ascii="宋体" w:hAnsi="宋体" w:eastAsia="宋体"/>
+                <w:b w:val="0"/>
+                <w:sz w:val="18"/>
+              </w:rPr>
+              <w:t>28.1%</w:t>
+            </w:r>
+          </w:p>
+        </w:tc>
+      </w:tr>
+      <w:tr>
+        <w:tc>
+          <w:tcPr>
+            <w:tcW w:type="dxa" w:w="1440"/>
+          </w:tcPr>
+          <w:p>
+            <w:pPr>
+              <w:jc w:val="center"/>
+            </w:pPr>
+            <w:r/>
+            <w:r>
+              <w:rPr>
+                <w:rFonts w:ascii="宋体" w:hAnsi="宋体" w:eastAsia="宋体"/>
+                <w:b w:val="0"/>
+                <w:sz w:val="18"/>
+              </w:rPr>
               <w:t>YOLOv8s</w:t>
             </w:r>
           </w:p>
@@ -3013,7 +3245,7 @@
           <w:b/>
           <w:sz w:val="21"/>
         </w:rPr>
-        <w:t>自建数据集尚未完成：</w:t>
+        <w:t>自建数据集仍在补充中：</w:t>
       </w:r>
       <w:r>
         <w:rPr>
@@ -3021,7 +3253,7 @@
           <w:b w:val="0"/>
           <w:sz w:val="21"/>
         </w:rPr>
-        <w:t>开题承诺的实地拍摄数据还未采集，目前仅使用两个公开数据集，泛化性验证不足。</w:t>
+        <w:t>采集流水线已就绪（视频抽帧/图片收集/来源记录），目前 11 张种子图，待补拍至 60 张以上。</w:t>
       </w:r>
     </w:p>
     <w:p>
@@ -3145,7 +3377,7 @@
           <w:b/>
           <w:sz w:val="21"/>
         </w:rPr>
-        <w:t>对比模型覆盖不全：</w:t>
+        <w:t>对比模型仍需扩展：</w:t>
       </w:r>
       <w:r>
         <w:rPr>
@@ -3153,7 +3385,7 @@
           <w:b w:val="0"/>
           <w:sz w:val="21"/>
         </w:rPr>
-        <w:t>RT-DETR 权重未获取到公开版本，Transformer 系方法暂缺。</w:t>
+        <w:t>已补 RT-DETR-l；Transformer 系目前仅此一个模型。</w:t>
       </w:r>
     </w:p>
     <w:p>

--- a/docs/阶段性进展汇报.docx
+++ b/docs/阶段性进展汇报.docx
@@ -65,7 +65,7 @@
           <w:b w:val="0"/>
           <w:sz w:val="21"/>
         </w:rPr>
-        <w:t>开题时计划的技术路线（改进 CNN 检测 + 四级等级判定 + PyQt5 系统）已全部实现并跑通，并补充了开题答辩中老师提出的两项要求：与现有成熟检测方法做对比、补充量化分级实验。目前检测、分级、系统三条线均有可复现的结果，代码与实验记录均在版本控制中。</w:t>
+        <w:t>开题时计划的技术路线（改进 CNN 检测 + 四级等级判定 + PyQt5 系统）已全部实现并跑通，并完成了开题答辩中老师提出的两项补充：与成熟的现有检测方法做对比、补充量化分级实验。近期又额外做了一轮人工复核，用来确认分级指标的真实含义。</w:t>
       </w:r>
     </w:p>
     <w:tbl>
@@ -193,7 +193,7 @@
                 <w:b w:val="0"/>
                 <w:sz w:val="18"/>
               </w:rPr>
-              <w:t>MSDD（1195/150/150）+ NEU-DET（1458/162/180），均已校验无缺失标注</w:t>
+              <w:t>MSDD（1195/150/150）+ NEU-DET（1458/162/180），已校验无缺失标注</w:t>
             </w:r>
           </w:p>
         </w:tc>
@@ -311,7 +311,7 @@
                 <w:b w:val="0"/>
                 <w:sz w:val="18"/>
               </w:rPr>
-              <w:t>YOLO11n / YOLOv8s / YOLO11n-seg / 自研 CNN，含精度、体积、延迟</w:t>
+              <w:t>YOLO11n / YOLOv8s / YOLO11n-seg / RT-DETR-l / 自研 CNN，含精度、体积、延迟</w:t>
             </w:r>
           </w:p>
         </w:tc>
@@ -370,7 +370,7 @@
                 <w:b w:val="0"/>
                 <w:sz w:val="18"/>
               </w:rPr>
-              <w:t>严格按开题定义实现（就高不就低），含 25 个单元测试</w:t>
+              <w:t>严格按开题定义实现（就高不就低），含 29 个单元测试</w:t>
             </w:r>
           </w:p>
         </w:tc>
@@ -430,6 +430,65 @@
                 <w:sz w:val="18"/>
               </w:rPr>
               <w:t>一致率、±1 一致率、IV 级召回、误杀率、混淆矩阵</w:t>
+            </w:r>
+          </w:p>
+        </w:tc>
+      </w:tr>
+      <w:tr>
+        <w:tc>
+          <w:tcPr>
+            <w:tcW w:type="dxa" w:w="2880"/>
+          </w:tcPr>
+          <w:p>
+            <w:pPr>
+              <w:jc w:val="center"/>
+            </w:pPr>
+            <w:r/>
+            <w:r>
+              <w:rPr>
+                <w:rFonts w:ascii="宋体" w:hAnsi="宋体" w:eastAsia="宋体"/>
+                <w:b w:val="0"/>
+                <w:sz w:val="18"/>
+              </w:rPr>
+              <w:t>人工复核</w:t>
+            </w:r>
+          </w:p>
+        </w:tc>
+        <w:tc>
+          <w:tcPr>
+            <w:tcW w:type="dxa" w:w="2880"/>
+          </w:tcPr>
+          <w:p>
+            <w:pPr>
+              <w:jc w:val="center"/>
+            </w:pPr>
+            <w:r/>
+            <w:r>
+              <w:rPr>
+                <w:rFonts w:ascii="宋体" w:hAnsi="宋体" w:eastAsia="宋体"/>
+                <w:b w:val="0"/>
+                <w:sz w:val="18"/>
+              </w:rPr>
+              <w:t>已完成</w:t>
+            </w:r>
+          </w:p>
+        </w:tc>
+        <w:tc>
+          <w:tcPr>
+            <w:tcW w:type="dxa" w:w="2880"/>
+          </w:tcPr>
+          <w:p>
+            <w:pPr>
+              <w:jc w:val="center"/>
+            </w:pPr>
+            <w:r/>
+            <w:r>
+              <w:rPr>
+                <w:rFonts w:ascii="宋体" w:hAnsi="宋体" w:eastAsia="宋体"/>
+                <w:b w:val="0"/>
+                <w:sz w:val="18"/>
+              </w:rPr>
+              <w:t>42 张争议样本逐张判读，修正了对误杀原因的判断</w:t>
             </w:r>
           </w:p>
         </w:tc>
@@ -1404,7 +1463,7 @@
           <w:b w:val="0"/>
           <w:sz w:val="18"/>
         </w:rPr>
-        <w:t>结论：自研模型的 mAP50 与 YOLO 系列接近（0.574 vs 0.559），但 mAP50-95 明显偏低（0.298 vs 0.384），即“找得到缺陷、贴不紧边界”；同时参数量与体积大一个数量级、推理慢约 3 倍。</w:t>
+        <w:t>结论：自研模型的 mAP50 与 YOLO 系列接近（0.574 vs 0.559），但 mAP50-95 明显偏低（0.298 vs 0.384），即“找得到缺陷、贴不紧边界”；同时参数量与体积大一个数量级、推理慢约 3 倍。检测精度最高的是 RT-DETR（0.641 / 0.427），代价是 63 MB 与 22.5 ms。</w:t>
       </w:r>
     </w:p>
     <w:p>
@@ -1930,7 +1989,7 @@
           <w:b w:val="0"/>
           <w:sz w:val="18"/>
         </w:rPr>
-        <w:t>结论：CBAM 的效应不稳定——20 轮时无 CBAM 更好，50 轮带增强时 val 与 test 结论相反。差异落在 150 张验证集的抽样波动范围内，不足以支撑“CBAM 有效”的结论。这一点需要与老师讨论如何调整创新点的表述。</w:t>
+        <w:t>结论：CBAM 的效应不稳定——20 轮时无 CBAM 更好，50 轮带增强时 val 与 test 结论相反。差异落在 150 张验证集的抽样波动范围内，不足以支撑“CBAM 有效”的结论。需要与老师讨论如何调整创新点的表述。</w:t>
       </w:r>
     </w:p>
     <w:p>
@@ -2797,7 +2856,7 @@
           <w:b w:val="0"/>
           <w:sz w:val="18"/>
         </w:rPr>
-        <w:t>关键发现：自研 CNN 的 mAP50 高于 YOLO11n，但判级一致率低 9 个百分点，低等级误杀率是其 6 倍。误杀意味着把正常件判成严重缺陷、在产线上当废品处理。这说明检测指标不能代表系统可用性，也说明分级实验有必要做。</w:t>
+        <w:t>关键发现：检测精度最高的 RT-DETR 并不是判级最好的（81.3%，低于 YOLOv8s 的 83.3%）；自研 CNN 的 mAP50 高于 YOLO11n，判级一致率却低 9 个百分点、误杀率是它的 6 倍。说明检测指标不能代表系统可用性，分级实验有必要单独做。</w:t>
       </w:r>
     </w:p>
     <w:p>
@@ -2810,7 +2869,7 @@
           <w:b/>
           <w:sz w:val="28"/>
         </w:rPr>
-        <w:t>五、优化实验（三个方向的验证）</w:t>
+        <w:t>五、优化实验：五种尝试，两种有效</w:t>
       </w:r>
     </w:p>
     <w:tbl>
@@ -2977,7 +3036,7 @@
                 <w:b w:val="0"/>
                 <w:sz w:val="18"/>
               </w:rPr>
-              <w:t>无效，默认阈值已接近最优</w:t>
+              <w:t>无效</w:t>
             </w:r>
           </w:p>
         </w:tc>
@@ -2998,7 +3057,7 @@
                 <w:b w:val="0"/>
                 <w:sz w:val="18"/>
               </w:rPr>
-              <w:t>面积口径改为掩码</w:t>
+              <w:t>判级前 NMS 后处理</w:t>
             </w:r>
           </w:p>
         </w:tc>
@@ -3036,7 +3095,241 @@
                 <w:b w:val="0"/>
                 <w:sz w:val="18"/>
               </w:rPr>
-              <w:t>误杀 9.4%→5.3%，±1 一致率 +2.6 点</w:t>
+              <w:t>误杀 28.1%→28.1%</w:t>
+            </w:r>
+          </w:p>
+        </w:tc>
+        <w:tc>
+          <w:tcPr>
+            <w:tcW w:type="dxa" w:w="2160"/>
+          </w:tcPr>
+          <w:p>
+            <w:pPr>
+              <w:jc w:val="center"/>
+            </w:pPr>
+            <w:r/>
+            <w:r>
+              <w:rPr>
+                <w:rFonts w:ascii="宋体" w:hAnsi="宋体" w:eastAsia="宋体"/>
+                <w:b w:val="0"/>
+                <w:sz w:val="18"/>
+              </w:rPr>
+              <w:t>无效（不是重复框）</w:t>
+            </w:r>
+          </w:p>
+        </w:tc>
+      </w:tr>
+      <w:tr>
+        <w:tc>
+          <w:tcPr>
+            <w:tcW w:type="dxa" w:w="2160"/>
+          </w:tcPr>
+          <w:p>
+            <w:pPr>
+              <w:jc w:val="center"/>
+            </w:pPr>
+            <w:r/>
+            <w:r>
+              <w:rPr>
+                <w:rFonts w:ascii="宋体" w:hAnsi="宋体" w:eastAsia="宋体"/>
+                <w:b w:val="0"/>
+                <w:sz w:val="18"/>
+              </w:rPr>
+              <w:t>面积按置信度加权</w:t>
+            </w:r>
+          </w:p>
+        </w:tc>
+        <w:tc>
+          <w:tcPr>
+            <w:tcW w:type="dxa" w:w="2160"/>
+          </w:tcPr>
+          <w:p>
+            <w:pPr>
+              <w:jc w:val="center"/>
+            </w:pPr>
+            <w:r/>
+            <w:r>
+              <w:rPr>
+                <w:rFonts w:ascii="宋体" w:hAnsi="宋体" w:eastAsia="宋体"/>
+                <w:b w:val="0"/>
+                <w:sz w:val="18"/>
+              </w:rPr>
+              <w:t>—</w:t>
+            </w:r>
+          </w:p>
+        </w:tc>
+        <w:tc>
+          <w:tcPr>
+            <w:tcW w:type="dxa" w:w="2160"/>
+          </w:tcPr>
+          <w:p>
+            <w:pPr>
+              <w:jc w:val="center"/>
+            </w:pPr>
+            <w:r/>
+            <w:r>
+              <w:rPr>
+                <w:rFonts w:ascii="宋体" w:hAnsi="宋体" w:eastAsia="宋体"/>
+                <w:b w:val="0"/>
+                <w:sz w:val="18"/>
+              </w:rPr>
+              <w:t>一致率 −3.3 点</w:t>
+            </w:r>
+          </w:p>
+        </w:tc>
+        <w:tc>
+          <w:tcPr>
+            <w:tcW w:type="dxa" w:w="2160"/>
+          </w:tcPr>
+          <w:p>
+            <w:pPr>
+              <w:jc w:val="center"/>
+            </w:pPr>
+            <w:r/>
+            <w:r>
+              <w:rPr>
+                <w:rFonts w:ascii="宋体" w:hAnsi="宋体" w:eastAsia="宋体"/>
+                <w:b w:val="0"/>
+                <w:sz w:val="18"/>
+              </w:rPr>
+              <w:t>无效，反而更差</w:t>
+            </w:r>
+          </w:p>
+        </w:tc>
+      </w:tr>
+      <w:tr>
+        <w:tc>
+          <w:tcPr>
+            <w:tcW w:type="dxa" w:w="2160"/>
+          </w:tcPr>
+          <w:p>
+            <w:pPr>
+              <w:jc w:val="center"/>
+            </w:pPr>
+            <w:r/>
+            <w:r>
+              <w:rPr>
+                <w:rFonts w:ascii="宋体" w:hAnsi="宋体" w:eastAsia="宋体"/>
+                <w:b w:val="0"/>
+                <w:sz w:val="18"/>
+              </w:rPr>
+              <w:t>过滤超大面积整体框</w:t>
+            </w:r>
+          </w:p>
+        </w:tc>
+        <w:tc>
+          <w:tcPr>
+            <w:tcW w:type="dxa" w:w="2160"/>
+          </w:tcPr>
+          <w:p>
+            <w:pPr>
+              <w:jc w:val="center"/>
+            </w:pPr>
+            <w:r/>
+            <w:r>
+              <w:rPr>
+                <w:rFonts w:ascii="宋体" w:hAnsi="宋体" w:eastAsia="宋体"/>
+                <w:b w:val="0"/>
+                <w:sz w:val="18"/>
+              </w:rPr>
+              <w:t>—</w:t>
+            </w:r>
+          </w:p>
+        </w:tc>
+        <w:tc>
+          <w:tcPr>
+            <w:tcW w:type="dxa" w:w="2160"/>
+          </w:tcPr>
+          <w:p>
+            <w:pPr>
+              <w:jc w:val="center"/>
+            </w:pPr>
+            <w:r/>
+            <w:r>
+              <w:rPr>
+                <w:rFonts w:ascii="宋体" w:hAnsi="宋体" w:eastAsia="宋体"/>
+                <w:b w:val="0"/>
+                <w:sz w:val="18"/>
+              </w:rPr>
+              <w:t>误杀 ↓ 但 IV 召回 99%→64%</w:t>
+            </w:r>
+          </w:p>
+        </w:tc>
+        <w:tc>
+          <w:tcPr>
+            <w:tcW w:type="dxa" w:w="2160"/>
+          </w:tcPr>
+          <w:p>
+            <w:pPr>
+              <w:jc w:val="center"/>
+            </w:pPr>
+            <w:r/>
+            <w:r>
+              <w:rPr>
+                <w:rFonts w:ascii="宋体" w:hAnsi="宋体" w:eastAsia="宋体"/>
+                <w:b w:val="0"/>
+                <w:sz w:val="18"/>
+              </w:rPr>
+              <w:t>不可用</w:t>
+            </w:r>
+          </w:p>
+        </w:tc>
+      </w:tr>
+      <w:tr>
+        <w:tc>
+          <w:tcPr>
+            <w:tcW w:type="dxa" w:w="2160"/>
+          </w:tcPr>
+          <w:p>
+            <w:pPr>
+              <w:jc w:val="center"/>
+            </w:pPr>
+            <w:r/>
+            <w:r>
+              <w:rPr>
+                <w:rFonts w:ascii="宋体" w:hAnsi="宋体" w:eastAsia="宋体"/>
+                <w:b w:val="0"/>
+                <w:sz w:val="18"/>
+              </w:rPr>
+              <w:t>面积口径改为掩码像素</w:t>
+            </w:r>
+          </w:p>
+        </w:tc>
+        <w:tc>
+          <w:tcPr>
+            <w:tcW w:type="dxa" w:w="2160"/>
+          </w:tcPr>
+          <w:p>
+            <w:pPr>
+              <w:jc w:val="center"/>
+            </w:pPr>
+            <w:r/>
+            <w:r>
+              <w:rPr>
+                <w:rFonts w:ascii="宋体" w:hAnsi="宋体" w:eastAsia="宋体"/>
+                <w:b w:val="0"/>
+                <w:sz w:val="18"/>
+              </w:rPr>
+              <w:t>—</w:t>
+            </w:r>
+          </w:p>
+        </w:tc>
+        <w:tc>
+          <w:tcPr>
+            <w:tcW w:type="dxa" w:w="2160"/>
+          </w:tcPr>
+          <w:p>
+            <w:pPr>
+              <w:jc w:val="center"/>
+            </w:pPr>
+            <w:r/>
+            <w:r>
+              <w:rPr>
+                <w:rFonts w:ascii="宋体" w:hAnsi="宋体" w:eastAsia="宋体"/>
+                <w:b w:val="0"/>
+                <w:sz w:val="18"/>
+              </w:rPr>
+              <w:t>误杀 9.4%→5.3%</w:t>
             </w:r>
           </w:p>
         </w:tc>
@@ -3056,6 +3349,84 @@
                 <w:sz w:val="18"/>
               </w:rPr>
               <w:t>有效，已设为默认</w:t>
+            </w:r>
+          </w:p>
+        </w:tc>
+      </w:tr>
+      <w:tr>
+        <w:tc>
+          <w:tcPr>
+            <w:tcW w:type="dxa" w:w="2160"/>
+          </w:tcPr>
+          <w:p>
+            <w:pPr>
+              <w:jc w:val="center"/>
+            </w:pPr>
+            <w:r/>
+            <w:r>
+              <w:rPr>
+                <w:rFonts w:ascii="宋体" w:hAnsi="宋体" w:eastAsia="宋体"/>
+                <w:b w:val="0"/>
+                <w:sz w:val="18"/>
+              </w:rPr>
+              <w:t>置信度工作点标定（0.25→0.55）</w:t>
+            </w:r>
+          </w:p>
+        </w:tc>
+        <w:tc>
+          <w:tcPr>
+            <w:tcW w:type="dxa" w:w="2160"/>
+          </w:tcPr>
+          <w:p>
+            <w:pPr>
+              <w:jc w:val="center"/>
+            </w:pPr>
+            <w:r/>
+            <w:r>
+              <w:rPr>
+                <w:rFonts w:ascii="宋体" w:hAnsi="宋体" w:eastAsia="宋体"/>
+                <w:b w:val="0"/>
+                <w:sz w:val="18"/>
+              </w:rPr>
+              <w:t>—</w:t>
+            </w:r>
+          </w:p>
+        </w:tc>
+        <w:tc>
+          <w:tcPr>
+            <w:tcW w:type="dxa" w:w="2160"/>
+          </w:tcPr>
+          <w:p>
+            <w:pPr>
+              <w:jc w:val="center"/>
+            </w:pPr>
+            <w:r/>
+            <w:r>
+              <w:rPr>
+                <w:rFonts w:ascii="宋体" w:hAnsi="宋体" w:eastAsia="宋体"/>
+                <w:b w:val="0"/>
+                <w:sz w:val="18"/>
+              </w:rPr>
+              <w:t>RT-DETR 误杀 28.1%→3.1%</w:t>
+            </w:r>
+          </w:p>
+        </w:tc>
+        <w:tc>
+          <w:tcPr>
+            <w:tcW w:type="dxa" w:w="2160"/>
+          </w:tcPr>
+          <w:p>
+            <w:pPr>
+              <w:jc w:val="center"/>
+            </w:pPr>
+            <w:r/>
+            <w:r>
+              <w:rPr>
+                <w:rFonts w:ascii="宋体" w:hAnsi="宋体" w:eastAsia="宋体"/>
+                <w:b w:val="0"/>
+                <w:sz w:val="18"/>
+              </w:rPr>
+              <w:t>有效</w:t>
             </w:r>
           </w:p>
         </w:tc>
@@ -3114,7 +3485,7 @@
                 <w:b w:val="0"/>
                 <w:sz w:val="18"/>
               </w:rPr>
-              <w:t>一致率 −8 点，IV 召回 −11 点</w:t>
+              <w:t>一致率 −8 点</w:t>
             </w:r>
           </w:p>
         </w:tc>
@@ -3149,7 +3520,7 @@
           <w:b w:val="0"/>
           <w:sz w:val="18"/>
         </w:rPr>
-        <w:t>分辨率实验暴露了一个重要问题：框变紧会使面积变小、等级被系统性低估，同一套阈值换个输入尺寸就失效。因此最终系统默认按掩码像素面积判级，并在界面与报告中标注当前口径。</w:t>
+        <w:t>这轮实验的价值在于“排除”：判级公式层能改的地方基本试完了，剩下的问题不在规则，而在检测输出的框本身。</w:t>
       </w:r>
     </w:p>
     <w:p>
@@ -3162,7 +3533,385 @@
           <w:b/>
           <w:sz w:val="28"/>
         </w:rPr>
-        <w:t>六、系统实现（PyQt5）</w:t>
+        <w:t>六、人工复核：42 张争议样本</w:t>
+      </w:r>
+    </w:p>
+    <w:p>
+      <w:pPr>
+        <w:spacing w:after="80"/>
+      </w:pPr>
+      <w:r>
+        <w:rPr>
+          <w:rFonts w:ascii="宋体" w:hAnsi="宋体" w:eastAsia="宋体"/>
+          <w:b w:val="0"/>
+          <w:sz w:val="18"/>
+        </w:rPr>
+        <w:t>把“判级比标注高 2 级及以上”的样本全部挑出来，拼成复核图，由学生与外部协助者分别独立判读，结果合并如下：</w:t>
+      </w:r>
+    </w:p>
+    <w:tbl>
+      <w:tblPr>
+        <w:tblStyle w:val="TableGrid"/>
+        <w:tblW w:type="auto" w:w="0"/>
+        <w:jc w:val="center"/>
+        <w:tblLook w:firstColumn="1" w:firstRow="1" w:lastColumn="0" w:lastRow="0" w:noHBand="0" w:noVBand="1" w:val="04A0"/>
+      </w:tblPr>
+      <w:tblGrid>
+        <w:gridCol w:w="2160"/>
+        <w:gridCol w:w="2160"/>
+        <w:gridCol w:w="2160"/>
+        <w:gridCol w:w="2160"/>
+      </w:tblGrid>
+      <w:tr>
+        <w:tc>
+          <w:tcPr>
+            <w:tcW w:type="dxa" w:w="2160"/>
+          </w:tcPr>
+          <w:p>
+            <w:pPr>
+              <w:jc w:val="center"/>
+            </w:pPr>
+            <w:r/>
+            <w:r>
+              <w:rPr>
+                <w:rFonts w:ascii="宋体" w:hAnsi="宋体" w:eastAsia="宋体"/>
+                <w:b/>
+                <w:sz w:val="18"/>
+              </w:rPr>
+              <w:t>判定</w:t>
+            </w:r>
+          </w:p>
+        </w:tc>
+        <w:tc>
+          <w:tcPr>
+            <w:tcW w:type="dxa" w:w="2160"/>
+          </w:tcPr>
+          <w:p>
+            <w:pPr>
+              <w:jc w:val="center"/>
+            </w:pPr>
+            <w:r/>
+            <w:r>
+              <w:rPr>
+                <w:rFonts w:ascii="宋体" w:hAnsi="宋体" w:eastAsia="宋体"/>
+                <w:b/>
+                <w:sz w:val="18"/>
+              </w:rPr>
+              <w:t>数量</w:t>
+            </w:r>
+          </w:p>
+        </w:tc>
+        <w:tc>
+          <w:tcPr>
+            <w:tcW w:type="dxa" w:w="2160"/>
+          </w:tcPr>
+          <w:p>
+            <w:pPr>
+              <w:jc w:val="center"/>
+            </w:pPr>
+            <w:r/>
+            <w:r>
+              <w:rPr>
+                <w:rFonts w:ascii="宋体" w:hAnsi="宋体" w:eastAsia="宋体"/>
+                <w:b/>
+                <w:sz w:val="18"/>
+              </w:rPr>
+              <w:t>占比</w:t>
+            </w:r>
+          </w:p>
+        </w:tc>
+        <w:tc>
+          <w:tcPr>
+            <w:tcW w:type="dxa" w:w="2160"/>
+          </w:tcPr>
+          <w:p>
+            <w:pPr>
+              <w:jc w:val="center"/>
+            </w:pPr>
+            <w:r/>
+            <w:r>
+              <w:rPr>
+                <w:rFonts w:ascii="宋体" w:hAnsi="宋体" w:eastAsia="宋体"/>
+                <w:b/>
+                <w:sz w:val="18"/>
+              </w:rPr>
+              <w:t>含义</w:t>
+            </w:r>
+          </w:p>
+        </w:tc>
+      </w:tr>
+      <w:tr>
+        <w:tc>
+          <w:tcPr>
+            <w:tcW w:type="dxa" w:w="2160"/>
+          </w:tcPr>
+          <w:p>
+            <w:pPr>
+              <w:jc w:val="center"/>
+            </w:pPr>
+            <w:r/>
+            <w:r>
+              <w:rPr>
+                <w:rFonts w:ascii="宋体" w:hAnsi="宋体" w:eastAsia="宋体"/>
+                <w:b w:val="0"/>
+                <w:sz w:val="18"/>
+              </w:rPr>
+              <w:t>模型误检</w:t>
+            </w:r>
+          </w:p>
+        </w:tc>
+        <w:tc>
+          <w:tcPr>
+            <w:tcW w:type="dxa" w:w="2160"/>
+          </w:tcPr>
+          <w:p>
+            <w:pPr>
+              <w:jc w:val="center"/>
+            </w:pPr>
+            <w:r/>
+            <w:r>
+              <w:rPr>
+                <w:rFonts w:ascii="宋体" w:hAnsi="宋体" w:eastAsia="宋体"/>
+                <w:b w:val="0"/>
+                <w:sz w:val="18"/>
+              </w:rPr>
+              <w:t>39</w:t>
+            </w:r>
+          </w:p>
+        </w:tc>
+        <w:tc>
+          <w:tcPr>
+            <w:tcW w:type="dxa" w:w="2160"/>
+          </w:tcPr>
+          <w:p>
+            <w:pPr>
+              <w:jc w:val="center"/>
+            </w:pPr>
+            <w:r/>
+            <w:r>
+              <w:rPr>
+                <w:rFonts w:ascii="宋体" w:hAnsi="宋体" w:eastAsia="宋体"/>
+                <w:b w:val="0"/>
+                <w:sz w:val="18"/>
+              </w:rPr>
+              <w:t>93%</w:t>
+            </w:r>
+          </w:p>
+        </w:tc>
+        <w:tc>
+          <w:tcPr>
+            <w:tcW w:type="dxa" w:w="2160"/>
+          </w:tcPr>
+          <w:p>
+            <w:pPr>
+              <w:jc w:val="center"/>
+            </w:pPr>
+            <w:r/>
+            <w:r>
+              <w:rPr>
+                <w:rFonts w:ascii="宋体" w:hAnsi="宋体" w:eastAsia="宋体"/>
+                <w:b w:val="0"/>
+                <w:sz w:val="18"/>
+              </w:rPr>
+              <w:t>该处确实没有缺陷，模型多检了</w:t>
+            </w:r>
+          </w:p>
+        </w:tc>
+      </w:tr>
+      <w:tr>
+        <w:tc>
+          <w:tcPr>
+            <w:tcW w:type="dxa" w:w="2160"/>
+          </w:tcPr>
+          <w:p>
+            <w:pPr>
+              <w:jc w:val="center"/>
+            </w:pPr>
+            <w:r/>
+            <w:r>
+              <w:rPr>
+                <w:rFonts w:ascii="宋体" w:hAnsi="宋体" w:eastAsia="宋体"/>
+                <w:b w:val="0"/>
+                <w:sz w:val="18"/>
+              </w:rPr>
+              <w:t>标注漏标</w:t>
+            </w:r>
+          </w:p>
+        </w:tc>
+        <w:tc>
+          <w:tcPr>
+            <w:tcW w:type="dxa" w:w="2160"/>
+          </w:tcPr>
+          <w:p>
+            <w:pPr>
+              <w:jc w:val="center"/>
+            </w:pPr>
+            <w:r/>
+            <w:r>
+              <w:rPr>
+                <w:rFonts w:ascii="宋体" w:hAnsi="宋体" w:eastAsia="宋体"/>
+                <w:b w:val="0"/>
+                <w:sz w:val="18"/>
+              </w:rPr>
+              <w:t>3</w:t>
+            </w:r>
+          </w:p>
+        </w:tc>
+        <w:tc>
+          <w:tcPr>
+            <w:tcW w:type="dxa" w:w="2160"/>
+          </w:tcPr>
+          <w:p>
+            <w:pPr>
+              <w:jc w:val="center"/>
+            </w:pPr>
+            <w:r/>
+            <w:r>
+              <w:rPr>
+                <w:rFonts w:ascii="宋体" w:hAnsi="宋体" w:eastAsia="宋体"/>
+                <w:b w:val="0"/>
+                <w:sz w:val="18"/>
+              </w:rPr>
+              <w:t>7%</w:t>
+            </w:r>
+          </w:p>
+        </w:tc>
+        <w:tc>
+          <w:tcPr>
+            <w:tcW w:type="dxa" w:w="2160"/>
+          </w:tcPr>
+          <w:p>
+            <w:pPr>
+              <w:jc w:val="center"/>
+            </w:pPr>
+            <w:r/>
+            <w:r>
+              <w:rPr>
+                <w:rFonts w:ascii="宋体" w:hAnsi="宋体" w:eastAsia="宋体"/>
+                <w:b w:val="0"/>
+                <w:sz w:val="18"/>
+              </w:rPr>
+              <w:t>图上有缺陷但标注没标，模型其实是对的</w:t>
+            </w:r>
+          </w:p>
+        </w:tc>
+      </w:tr>
+      <w:tr>
+        <w:tc>
+          <w:tcPr>
+            <w:tcW w:type="dxa" w:w="2160"/>
+          </w:tcPr>
+          <w:p>
+            <w:pPr>
+              <w:jc w:val="center"/>
+            </w:pPr>
+            <w:r/>
+            <w:r>
+              <w:rPr>
+                <w:rFonts w:ascii="宋体" w:hAnsi="宋体" w:eastAsia="宋体"/>
+                <w:b w:val="0"/>
+                <w:sz w:val="18"/>
+              </w:rPr>
+              <w:t>存疑</w:t>
+            </w:r>
+          </w:p>
+        </w:tc>
+        <w:tc>
+          <w:tcPr>
+            <w:tcW w:type="dxa" w:w="2160"/>
+          </w:tcPr>
+          <w:p>
+            <w:pPr>
+              <w:jc w:val="center"/>
+            </w:pPr>
+            <w:r/>
+            <w:r>
+              <w:rPr>
+                <w:rFonts w:ascii="宋体" w:hAnsi="宋体" w:eastAsia="宋体"/>
+                <w:b w:val="0"/>
+                <w:sz w:val="18"/>
+              </w:rPr>
+              <w:t>0</w:t>
+            </w:r>
+          </w:p>
+        </w:tc>
+        <w:tc>
+          <w:tcPr>
+            <w:tcW w:type="dxa" w:w="2160"/>
+          </w:tcPr>
+          <w:p>
+            <w:pPr>
+              <w:jc w:val="center"/>
+            </w:pPr>
+            <w:r/>
+            <w:r>
+              <w:rPr>
+                <w:rFonts w:ascii="宋体" w:hAnsi="宋体" w:eastAsia="宋体"/>
+                <w:b w:val="0"/>
+                <w:sz w:val="18"/>
+              </w:rPr>
+              <w:t>0%</w:t>
+            </w:r>
+          </w:p>
+        </w:tc>
+        <w:tc>
+          <w:tcPr>
+            <w:tcW w:type="dxa" w:w="2160"/>
+          </w:tcPr>
+          <w:p>
+            <w:pPr>
+              <w:jc w:val="center"/>
+            </w:pPr>
+            <w:r/>
+            <w:r>
+              <w:rPr>
+                <w:rFonts w:ascii="宋体" w:hAnsi="宋体" w:eastAsia="宋体"/>
+                <w:b w:val="0"/>
+                <w:sz w:val="18"/>
+              </w:rPr>
+              <w:t>—</w:t>
+            </w:r>
+          </w:p>
+        </w:tc>
+      </w:tr>
+    </w:tbl>
+    <w:p>
+      <w:pPr>
+        <w:spacing w:after="80"/>
+      </w:pPr>
+      <w:r>
+        <w:rPr>
+          <w:rFonts w:ascii="宋体" w:hAnsi="宋体" w:eastAsia="宋体"/>
+          <w:b w:val="0"/>
+          <w:sz w:val="18"/>
+        </w:rPr>
+        <w:t>两个人都观察到的失败模式：81%（34/42）的样本里，模型输出框的总面积超过图像 40%，几乎盖住整个零件；而且这些图大多确实存在真实缺陷——模型只是在此之外多画了一层大框，把覆盖面积撑到 100% 以上，等级因此被顶到 IV。</w:t>
+      </w:r>
+    </w:p>
+    <w:p>
+      <w:pPr>
+        <w:spacing w:after="80"/>
+      </w:pPr>
+      <w:r>
+        <w:rPr>
+          <w:rFonts w:ascii="宋体" w:hAnsi="宋体" w:eastAsia="宋体"/>
+          <w:b/>
+          <w:sz w:val="18"/>
+        </w:rPr>
+        <w:t>结论：误杀是真实存在的，不能归因于标注噪声；但数据集中确实存在约 7% 的漏标，因此论文中相关的表述应写作“在此标注下的一致率”，而不是“判级准确率”。</w:t>
+      </w:r>
+    </w:p>
+    <w:p>
+      <w:pPr>
+        <w:spacing w:before="200" w:after="120"/>
+      </w:pPr>
+      <w:r>
+        <w:rPr>
+          <w:rFonts w:ascii="黑体" w:hAnsi="黑体" w:eastAsia="黑体"/>
+          <w:b/>
+          <w:sz w:val="28"/>
+        </w:rPr>
+        <w:t>七、系统实现（PyQt5）</w:t>
       </w:r>
     </w:p>
     <w:p>
@@ -3204,7 +3953,7 @@
           <w:b w:val="0"/>
           <w:sz w:val="21"/>
         </w:rPr>
-        <w:t>双模型对比：同一张图左右并排跑 YOLO 与自研模型，直接显示等级差异，用于对比实验演示。</w:t>
+        <w:t>双模型对比：同一张图左右并排跑两个模型，直接显示等级差异。</w:t>
       </w:r>
     </w:p>
     <w:p>
@@ -3218,7 +3967,7 @@
           <w:b w:val="0"/>
           <w:sz w:val="21"/>
         </w:rPr>
-        <w:t>报告导出：文本报告含量化特征、判据明细、判定依据；同时导出标注图。</w:t>
+        <w:t>报告导出：文本报告含量化特征、判据明细、判定依据，并标注面积口径（掩码/检测框）。</w:t>
       </w:r>
     </w:p>
     <w:p>
@@ -3231,7 +3980,7 @@
           <w:b/>
           <w:sz w:val="28"/>
         </w:rPr>
-        <w:t>七、目前存在的不足</w:t>
+        <w:t>八、目前存在的不足</w:t>
       </w:r>
     </w:p>
     <w:p>
@@ -3311,7 +4060,7 @@
           <w:b/>
           <w:sz w:val="21"/>
         </w:rPr>
-        <w:t>标签质量限制上限：</w:t>
+        <w:t>判级公式层已无优化空间：</w:t>
       </w:r>
       <w:r>
         <w:rPr>
@@ -3319,7 +4068,29 @@
           <w:b w:val="0"/>
           <w:sz w:val="21"/>
         </w:rPr>
-        <w:t>MSDD 标注框普遍偏松（部分框罩住大半个零件），模型难以学到精确边界。</w:t>
+        <w:t>阈值校准、NMS、置信度加权、整体框过滤均无效，说明瓶颈在检测输出而非规则。</w:t>
+      </w:r>
+    </w:p>
+    <w:p>
+      <w:pPr>
+        <w:pStyle w:val="ListNumber"/>
+        <w:spacing w:after="60"/>
+      </w:pPr>
+      <w:r>
+        <w:rPr>
+          <w:rFonts w:ascii="宋体" w:hAnsi="宋体" w:eastAsia="宋体"/>
+          <w:b/>
+          <w:sz w:val="21"/>
+        </w:rPr>
+        <w:t>标注存在约 7% 漏标：</w:t>
+      </w:r>
+      <w:r>
+        <w:rPr>
+          <w:rFonts w:ascii="宋体" w:hAnsi="宋体" w:eastAsia="宋体"/>
+          <w:b w:val="0"/>
+          <w:sz w:val="21"/>
+        </w:rPr>
+        <w:t>人工复核 42 张发现 3 张标注漏标；这会同时抬高参考等级与模型等级，使两者都失真。</w:t>
       </w:r>
     </w:p>
     <w:p>
@@ -3341,7 +4112,7 @@
           <w:b w:val="0"/>
           <w:sz w:val="21"/>
         </w:rPr>
-        <w:t>参考等级由规则从标注推导，尚未经工艺/检验人员人工标注确认。</w:t>
+        <w:t>参考等级仍由规则从标注推导，尚未经检验人员独立判定等级。</w:t>
       </w:r>
     </w:p>
     <w:p>
@@ -3398,7 +4169,7 @@
           <w:b/>
           <w:sz w:val="28"/>
         </w:rPr>
-        <w:t>八、请老师指示的问题</w:t>
+        <w:t>九、请老师指示的问题</w:t>
       </w:r>
     </w:p>
     <w:p>
@@ -3411,7 +4182,7 @@
           <w:b w:val="0"/>
           <w:sz w:val="21"/>
         </w:rPr>
-        <w:t>1. 创新点如何调整？CBAM 未带来稳定提升，是否可以将创新点改为“检测+分级一体化框架与消融分析”，而非“提升精度”？</w:t>
+        <w:t>1. 创新点如何调整？CBAM 未带来稳定提升，是否可将创新点改为“检测+分级一体化框架与消融分析”，而非“提升精度”？</w:t>
       </w:r>
     </w:p>
     <w:p>
@@ -3424,7 +4195,7 @@
           <w:b w:val="0"/>
           <w:sz w:val="21"/>
         </w:rPr>
-        <w:t>2. 自建数据集的规模要求？建议拍摄 60~100 张、2~3 类缺陷，是否满足毕业论文的泛化性验证要求？</w:t>
+        <w:t>2. 分级参考等级是否需要人工标注？现有证据表明规则推导的标准与模型共享“框面积”语义，容易自证；建议标 50~100 张。</w:t>
       </w:r>
     </w:p>
     <w:p>
@@ -3437,7 +4208,7 @@
           <w:b w:val="0"/>
           <w:sz w:val="21"/>
         </w:rPr>
-        <w:t>3. 分级参考等级是否需要人工标注？如需要，建议标注 50~100 张并由课题组复核。</w:t>
+        <w:t>3. 自建数据集的规模要求？建议拍摄 60~100 张、2~3 类缺陷，是否满足毕业论文的泛化性验证要求？</w:t>
       </w:r>
     </w:p>
     <w:p>
@@ -3450,7 +4221,7 @@
           <w:b w:val="0"/>
           <w:sz w:val="21"/>
         </w:rPr>
-        <w:t>4. 对比模型是否必须包含 Transformer 系方法（RT-DETR）？若必须，需要协助获取权重或改用其他基线。</w:t>
+        <w:t>4. 是否需要针对“整体框”误检做一次难负样本重训？预计 1 小时，但收益不确定。</w:t>
       </w:r>
     </w:p>
     <w:p>
@@ -3502,7 +4273,7 @@
           <w:b w:val="0"/>
           <w:sz w:val="18"/>
         </w:rPr>
-        <w:t>所有指标由脚本自动生成并归档于 results/，包含 46 个单元测试与持续集成检查。</w:t>
+        <w:t>所有指标由脚本自动生成并归档于 results/；人工复核记录见 docs/review/。</w:t>
       </w:r>
     </w:p>
     <w:p>
@@ -3515,7 +4286,7 @@
           <w:b w:val="0"/>
           <w:sz w:val="18"/>
         </w:rPr>
-        <w:t>实验环境：Python 3.12 + PyTorch 2.14 + CUDA 12.6，RTX 4060 Laptop 8G。</w:t>
+        <w:t>包含 47 个单元测试与持续集成检查；实验环境 Python 3.12 + PyTorch 2.14 + CUDA 12.6，RTX 4060 Laptop 8G。</w:t>
       </w:r>
     </w:p>
     <w:sectPr>

--- a/docs/阶段性进展汇报.docx
+++ b/docs/阶段性进展汇报.docx
@@ -2869,7 +2869,7 @@
           <w:b/>
           <w:sz w:val="28"/>
         </w:rPr>
-        <w:t>五、优化实验：五种尝试，两种有效</w:t>
+        <w:t>五、优化实验：六种尝试，两种有效</w:t>
       </w:r>
     </w:p>
     <w:tbl>
@@ -3291,6 +3291,84 @@
                 <w:b w:val="0"/>
                 <w:sz w:val="18"/>
               </w:rPr>
+              <w:t>难负样本重训（711 张负样本）</w:t>
+            </w:r>
+          </w:p>
+        </w:tc>
+        <w:tc>
+          <w:tcPr>
+            <w:tcW w:type="dxa" w:w="2160"/>
+          </w:tcPr>
+          <w:p>
+            <w:pPr>
+              <w:jc w:val="center"/>
+            </w:pPr>
+            <w:r/>
+            <w:r>
+              <w:rPr>
+                <w:rFonts w:ascii="宋体" w:hAnsi="宋体" w:eastAsia="宋体"/>
+                <w:b w:val="0"/>
+                <w:sz w:val="18"/>
+              </w:rPr>
+              <w:t>mAP50 −2.9 点</w:t>
+            </w:r>
+          </w:p>
+        </w:tc>
+        <w:tc>
+          <w:tcPr>
+            <w:tcW w:type="dxa" w:w="2160"/>
+          </w:tcPr>
+          <w:p>
+            <w:pPr>
+              <w:jc w:val="center"/>
+            </w:pPr>
+            <w:r/>
+            <w:r>
+              <w:rPr>
+                <w:rFonts w:ascii="宋体" w:hAnsi="宋体" w:eastAsia="宋体"/>
+                <w:b w:val="0"/>
+                <w:sz w:val="18"/>
+              </w:rPr>
+              <w:t>误杀 9.4%→28.1%</w:t>
+            </w:r>
+          </w:p>
+        </w:tc>
+        <w:tc>
+          <w:tcPr>
+            <w:tcW w:type="dxa" w:w="2160"/>
+          </w:tcPr>
+          <w:p>
+            <w:pPr>
+              <w:jc w:val="center"/>
+            </w:pPr>
+            <w:r/>
+            <w:r>
+              <w:rPr>
+                <w:rFonts w:ascii="宋体" w:hAnsi="宋体" w:eastAsia="宋体"/>
+                <w:b w:val="0"/>
+                <w:sz w:val="18"/>
+              </w:rPr>
+              <w:t>无效，五项变差</w:t>
+            </w:r>
+          </w:p>
+        </w:tc>
+      </w:tr>
+      <w:tr>
+        <w:tc>
+          <w:tcPr>
+            <w:tcW w:type="dxa" w:w="2160"/>
+          </w:tcPr>
+          <w:p>
+            <w:pPr>
+              <w:jc w:val="center"/>
+            </w:pPr>
+            <w:r/>
+            <w:r>
+              <w:rPr>
+                <w:rFonts w:ascii="宋体" w:hAnsi="宋体" w:eastAsia="宋体"/>
+                <w:b w:val="0"/>
+                <w:sz w:val="18"/>
+              </w:rPr>
               <w:t>面积口径改为掩码像素</w:t>
             </w:r>
           </w:p>
@@ -3520,7 +3598,7 @@
           <w:b w:val="0"/>
           <w:sz w:val="18"/>
         </w:rPr>
-        <w:t>这轮实验的价值在于“排除”：判级公式层能改的地方基本试完了，剩下的问题不在规则，而在检测输出的框本身。</w:t>
+        <w:t>难负样本那次实验值得单说：训练前定了四条验收红线，结果四条全破，误杀率反而从 9.4% 涨到 28.1%。说明“整体框”不是数据不平衡造成的，检测端也不能靠加数据修。这轮实验的价值在于“排除”——判级规则、后处理、训练数据三个层面都试过了，剩下的问题不在方法，而在“用框面积定级”这个标准本身。</w:t>
       </w:r>
     </w:p>
     <w:p>
@@ -4221,7 +4299,7 @@
           <w:b w:val="0"/>
           <w:sz w:val="21"/>
         </w:rPr>
-        <w:t>4. 是否需要针对“整体框”误检做一次难负样本重训？预计 1 小时，但收益不确定。</w:t>
+        <w:t>4. 难负样本重训已经做完，结果全面变差（误杀 9.4%→28.1%）。若还要在检测端投入，是否直接改用分割范式（掩码面积本就更稳）？</w:t>
       </w:r>
     </w:p>
     <w:p>
